--- a/zht/docx/062.content.docx
+++ b/zht/docx/062.content.docx
@@ -504,18 +504,12 @@
           <w:lang w:val="zh_TW" w:bidi="zh_TW"/>
         </w:rPr>
       </w:r>
-      <w:hyperlink r:id="rId13">
-        <w:r>
-          <w:rPr>
-            <w:lang w:val="zh_TW" w:bidi="zh_TW"/>
-          </w:rPr>
-          <w:rPr>
-            <w:color w:val="0000EE"/>
-            <w:u w:val="single"/>
-          </w:rPr>
-          <w:t>歷代志上11:17</w:t>
-        </w:r>
-      </w:hyperlink>
+      <w:r>
+        <w:rPr>
+          <w:lang w:val="zh_TW" w:bidi="zh_TW"/>
+        </w:rPr>
+        <w:t>歷代志上11:17</w:t>
+      </w:r>
     </w:p>
     <w:p>
       <w:pPr>
@@ -528,18 +522,12 @@
           <w:lang w:val="zh_TW" w:bidi="zh_TW"/>
         </w:rPr>
       </w:r>
-      <w:hyperlink r:id="rId14">
-        <w:r>
-          <w:rPr>
-            <w:lang w:val="zh_TW" w:bidi="zh_TW"/>
-          </w:rPr>
-          <w:rPr>
-            <w:color w:val="0000EE"/>
-            <w:u w:val="single"/>
-          </w:rPr>
-          <w:t>撒母耳記下17:17–18</w:t>
-        </w:r>
-      </w:hyperlink>
+      <w:r>
+        <w:rPr>
+          <w:lang w:val="zh_TW" w:bidi="zh_TW"/>
+        </w:rPr>
+        <w:t>撒母耳記下17:17–18</w:t>
+      </w:r>
     </w:p>
     <w:p>
       <w:pPr>
@@ -552,18 +540,12 @@
           <w:lang w:val="zh_TW" w:bidi="zh_TW"/>
         </w:rPr>
       </w:r>
-      <w:hyperlink r:id="rId15">
-        <w:r>
-          <w:rPr>
-            <w:lang w:val="zh_TW" w:bidi="zh_TW"/>
-          </w:rPr>
-          <w:rPr>
-            <w:color w:val="0000EE"/>
-            <w:u w:val="single"/>
-          </w:rPr>
-          <w:t>創世記16:14</w:t>
-        </w:r>
-      </w:hyperlink>
+      <w:r>
+        <w:rPr>
+          <w:lang w:val="zh_TW" w:bidi="zh_TW"/>
+        </w:rPr>
+        <w:t>創世記16:14</w:t>
+      </w:r>
     </w:p>
     <w:p>
       <w:pPr>
@@ -576,18 +558,12 @@
           <w:lang w:val="zh_TW" w:bidi="zh_TW"/>
         </w:rPr>
       </w:r>
-      <w:hyperlink r:id="rId16">
-        <w:r>
-          <w:rPr>
-            <w:lang w:val="zh_TW" w:bidi="zh_TW"/>
-          </w:rPr>
-          <w:rPr>
-            <w:color w:val="0000EE"/>
-            <w:u w:val="single"/>
-          </w:rPr>
-          <w:t>路加福音14:4–6</w:t>
-        </w:r>
-      </w:hyperlink>
+      <w:r>
+        <w:rPr>
+          <w:lang w:val="zh_TW" w:bidi="zh_TW"/>
+        </w:rPr>
+        <w:t>路加福音14:4–6</w:t>
+      </w:r>
     </w:p>
     <w:p>
       <w:pPr>
@@ -600,18 +576,12 @@
           <w:lang w:val="zh_TW" w:bidi="zh_TW"/>
         </w:rPr>
       </w:r>
-      <w:hyperlink r:id="rId17">
-        <w:r>
-          <w:rPr>
-            <w:lang w:val="zh_TW" w:bidi="zh_TW"/>
-          </w:rPr>
-          <w:rPr>
-            <w:color w:val="0000EE"/>
-            <w:u w:val="single"/>
-          </w:rPr>
-          <w:t>民數記20:17</w:t>
-        </w:r>
-      </w:hyperlink>
+      <w:r>
+        <w:rPr>
+          <w:lang w:val="zh_TW" w:bidi="zh_TW"/>
+        </w:rPr>
+        <w:t>民數記20:17</w:t>
+      </w:r>
     </w:p>
     <w:p>
       <w:pPr>
@@ -856,18 +826,12 @@
           <w:lang w:val="zh_TW" w:bidi="zh_TW"/>
         </w:rPr>
       </w:r>
-      <w:hyperlink r:id="rId18">
-        <w:r>
-          <w:rPr>
-            <w:lang w:val="zh_TW" w:bidi="zh_TW"/>
-          </w:rPr>
-          <w:rPr>
-            <w:color w:val="0000EE"/>
-            <w:u w:val="single"/>
-          </w:rPr>
-          <w:t>帖撒羅尼迦前書1:5</w:t>
-        </w:r>
-      </w:hyperlink>
+      <w:r>
+        <w:rPr>
+          <w:lang w:val="zh_TW" w:bidi="zh_TW"/>
+        </w:rPr>
+        <w:t>帖撒羅尼迦前書1:5</w:t>
+      </w:r>
     </w:p>
     <w:p>
       <w:pPr>
@@ -880,18 +844,12 @@
           <w:lang w:val="zh_TW" w:bidi="zh_TW"/>
         </w:rPr>
       </w:r>
-      <w:hyperlink r:id="rId19">
-        <w:r>
-          <w:rPr>
-            <w:lang w:val="zh_TW" w:bidi="zh_TW"/>
-          </w:rPr>
-          <w:rPr>
-            <w:color w:val="0000EE"/>
-            <w:u w:val="single"/>
-          </w:rPr>
-          <w:t>使徒行傳8:25</w:t>
-        </w:r>
-      </w:hyperlink>
+      <w:r>
+        <w:rPr>
+          <w:lang w:val="zh_TW" w:bidi="zh_TW"/>
+        </w:rPr>
+        <w:t>使徒行傳8:25</w:t>
+      </w:r>
     </w:p>
     <w:p>
       <w:pPr>
@@ -904,18 +862,12 @@
           <w:lang w:val="zh_TW" w:bidi="zh_TW"/>
         </w:rPr>
       </w:r>
-      <w:hyperlink r:id="rId20">
-        <w:r>
-          <w:rPr>
-            <w:lang w:val="zh_TW" w:bidi="zh_TW"/>
-          </w:rPr>
-          <w:rPr>
-            <w:color w:val="0000EE"/>
-            <w:u w:val="single"/>
-          </w:rPr>
-          <w:t>歌羅西書1:23</w:t>
-        </w:r>
-      </w:hyperlink>
+      <w:r>
+        <w:rPr>
+          <w:lang w:val="zh_TW" w:bidi="zh_TW"/>
+        </w:rPr>
+        <w:t>歌羅西書1:23</w:t>
+      </w:r>
     </w:p>
     <w:p>
       <w:pPr>
@@ -928,18 +880,12 @@
           <w:lang w:val="zh_TW" w:bidi="zh_TW"/>
         </w:rPr>
       </w:r>
-      <w:hyperlink r:id="rId21">
-        <w:r>
-          <w:rPr>
-            <w:lang w:val="zh_TW" w:bidi="zh_TW"/>
-          </w:rPr>
-          <w:rPr>
-            <w:color w:val="0000EE"/>
-            <w:u w:val="single"/>
-          </w:rPr>
-          <w:t>加拉太書1:6</w:t>
-        </w:r>
-      </w:hyperlink>
+      <w:r>
+        <w:rPr>
+          <w:lang w:val="zh_TW" w:bidi="zh_TW"/>
+        </w:rPr>
+        <w:t>加拉太書1:6</w:t>
+      </w:r>
     </w:p>
     <w:p>
       <w:pPr>
@@ -952,18 +898,12 @@
           <w:lang w:val="zh_TW" w:bidi="zh_TW"/>
         </w:rPr>
       </w:r>
-      <w:hyperlink r:id="rId22">
-        <w:r>
-          <w:rPr>
-            <w:lang w:val="zh_TW" w:bidi="zh_TW"/>
-          </w:rPr>
-          <w:rPr>
-            <w:color w:val="0000EE"/>
-            <w:u w:val="single"/>
-          </w:rPr>
-          <w:t>路加福音8:1–3</w:t>
-        </w:r>
-      </w:hyperlink>
+      <w:r>
+        <w:rPr>
+          <w:lang w:val="zh_TW" w:bidi="zh_TW"/>
+        </w:rPr>
+        <w:t>路加福音8:1–3</w:t>
+      </w:r>
     </w:p>
     <w:p>
       <w:pPr>
@@ -976,18 +916,12 @@
           <w:lang w:val="zh_TW" w:bidi="zh_TW"/>
         </w:rPr>
       </w:r>
-      <w:hyperlink r:id="rId23">
-        <w:r>
-          <w:rPr>
-            <w:lang w:val="zh_TW" w:bidi="zh_TW"/>
-          </w:rPr>
-          <w:rPr>
-            <w:color w:val="0000EE"/>
-            <w:u w:val="single"/>
-          </w:rPr>
-          <w:t>馬可福音1:14</w:t>
-        </w:r>
-      </w:hyperlink>
+      <w:r>
+        <w:rPr>
+          <w:lang w:val="zh_TW" w:bidi="zh_TW"/>
+        </w:rPr>
+        <w:t>馬可福音1:14</w:t>
+      </w:r>
     </w:p>
     <w:p>
       <w:pPr>
@@ -1000,18 +934,12 @@
           <w:lang w:val="zh_TW" w:bidi="zh_TW"/>
         </w:rPr>
       </w:r>
-      <w:hyperlink r:id="rId24">
-        <w:r>
-          <w:rPr>
-            <w:lang w:val="zh_TW" w:bidi="zh_TW"/>
-          </w:rPr>
-          <w:rPr>
-            <w:color w:val="0000EE"/>
-            <w:u w:val="single"/>
-          </w:rPr>
-          <w:t>腓立比書2:22</w:t>
-        </w:r>
-      </w:hyperlink>
+      <w:r>
+        <w:rPr>
+          <w:lang w:val="zh_TW" w:bidi="zh_TW"/>
+        </w:rPr>
+        <w:t>腓立比書2:22</w:t>
+      </w:r>
     </w:p>
     <w:p>
       <w:pPr>
@@ -1024,18 +952,12 @@
           <w:lang w:val="zh_TW" w:bidi="zh_TW"/>
         </w:rPr>
       </w:r>
-      <w:hyperlink r:id="rId25">
-        <w:r>
-          <w:rPr>
-            <w:lang w:val="zh_TW" w:bidi="zh_TW"/>
-          </w:rPr>
-          <w:rPr>
-            <w:color w:val="0000EE"/>
-            <w:u w:val="single"/>
-          </w:rPr>
-          <w:t>羅馬書1:3</w:t>
-        </w:r>
-      </w:hyperlink>
+      <w:r>
+        <w:rPr>
+          <w:lang w:val="zh_TW" w:bidi="zh_TW"/>
+        </w:rPr>
+        <w:t>羅馬書1:3</w:t>
+      </w:r>
     </w:p>
     <w:p>
       <w:pPr>
@@ -1725,18 +1647,12 @@
           <w:lang w:val="zh_TW" w:bidi="zh_TW"/>
         </w:rPr>
       </w:r>
-      <w:hyperlink r:id="rId26">
-        <w:r>
-          <w:rPr>
-            <w:lang w:val="zh_TW" w:bidi="zh_TW"/>
-          </w:rPr>
-          <w:rPr>
-            <w:color w:val="0000EE"/>
-            <w:u w:val="single"/>
-          </w:rPr>
-          <w:t>歷代志上13:7–8</w:t>
-        </w:r>
-      </w:hyperlink>
+      <w:r>
+        <w:rPr>
+          <w:lang w:val="zh_TW" w:bidi="zh_TW"/>
+        </w:rPr>
+        <w:t>歷代志上13:7–8</w:t>
+      </w:r>
     </w:p>
     <w:p>
       <w:pPr>
@@ -1749,18 +1665,12 @@
           <w:lang w:val="zh_TW" w:bidi="zh_TW"/>
         </w:rPr>
       </w:r>
-      <w:hyperlink r:id="rId27">
-        <w:r>
-          <w:rPr>
-            <w:lang w:val="zh_TW" w:bidi="zh_TW"/>
-          </w:rPr>
-          <w:rPr>
-            <w:color w:val="0000EE"/>
-            <w:u w:val="single"/>
-          </w:rPr>
-          <w:t>列王紀下9:13</w:t>
-        </w:r>
-      </w:hyperlink>
+      <w:r>
+        <w:rPr>
+          <w:lang w:val="zh_TW" w:bidi="zh_TW"/>
+        </w:rPr>
+        <w:t>列王紀下9:13</w:t>
+      </w:r>
     </w:p>
     <w:p>
       <w:pPr>
@@ -1773,18 +1683,12 @@
           <w:lang w:val="zh_TW" w:bidi="zh_TW"/>
         </w:rPr>
       </w:r>
-      <w:hyperlink r:id="rId28">
-        <w:r>
-          <w:rPr>
-            <w:lang w:val="zh_TW" w:bidi="zh_TW"/>
-          </w:rPr>
-          <w:rPr>
-            <w:color w:val="0000EE"/>
-            <w:u w:val="single"/>
-          </w:rPr>
-          <w:t>出埃及記19:12–13</w:t>
-        </w:r>
-      </w:hyperlink>
+      <w:r>
+        <w:rPr>
+          <w:lang w:val="zh_TW" w:bidi="zh_TW"/>
+        </w:rPr>
+        <w:t>出埃及記19:12–13</w:t>
+      </w:r>
     </w:p>
     <w:p>
       <w:pPr>
@@ -1797,18 +1701,12 @@
           <w:lang w:val="zh_TW" w:bidi="zh_TW"/>
         </w:rPr>
       </w:r>
-      <w:hyperlink r:id="rId29">
-        <w:r>
-          <w:rPr>
-            <w:lang w:val="zh_TW" w:bidi="zh_TW"/>
-          </w:rPr>
-          <w:rPr>
-            <w:color w:val="0000EE"/>
-            <w:u w:val="single"/>
-          </w:rPr>
-          <w:t>希伯來書12:19</w:t>
-        </w:r>
-      </w:hyperlink>
+      <w:r>
+        <w:rPr>
+          <w:lang w:val="zh_TW" w:bidi="zh_TW"/>
+        </w:rPr>
+        <w:t>希伯來書12:19</w:t>
+      </w:r>
     </w:p>
     <w:p>
       <w:pPr>
@@ -1821,18 +1719,12 @@
           <w:lang w:val="zh_TW" w:bidi="zh_TW"/>
         </w:rPr>
       </w:r>
-      <w:hyperlink r:id="rId30">
-        <w:r>
-          <w:rPr>
-            <w:lang w:val="zh_TW" w:bidi="zh_TW"/>
-          </w:rPr>
-          <w:rPr>
-            <w:color w:val="0000EE"/>
-            <w:u w:val="single"/>
-          </w:rPr>
-          <w:t>馬太福音6:2</w:t>
-        </w:r>
-      </w:hyperlink>
+      <w:r>
+        <w:rPr>
+          <w:lang w:val="zh_TW" w:bidi="zh_TW"/>
+        </w:rPr>
+        <w:t>馬太福音6:2</w:t>
+      </w:r>
     </w:p>
     <w:p>
       <w:pPr>
@@ -1845,18 +1737,12 @@
           <w:lang w:val="zh_TW" w:bidi="zh_TW"/>
         </w:rPr>
       </w:r>
-      <w:hyperlink r:id="rId31">
-        <w:r>
-          <w:rPr>
-            <w:lang w:val="zh_TW" w:bidi="zh_TW"/>
-          </w:rPr>
-          <w:rPr>
-            <w:color w:val="0000EE"/>
-            <w:u w:val="single"/>
-          </w:rPr>
-          <w:t>馬太福音24:31</w:t>
-        </w:r>
-      </w:hyperlink>
+      <w:r>
+        <w:rPr>
+          <w:lang w:val="zh_TW" w:bidi="zh_TW"/>
+        </w:rPr>
+        <w:t>馬太福音24:31</w:t>
+      </w:r>
     </w:p>
     <w:p>
       <w:pPr>

--- a/zht/docx/062.content.docx
+++ b/zht/docx/062.content.docx
@@ -455,19 +455,7 @@
         <w:rPr>
           <w:lang w:val="zh_TW" w:bidi="zh_TW"/>
         </w:rPr>
-        <w:t>、</w:t>
-      </w:r>
-      <w:r>
-        <w:rPr>
-          <w:lang w:val="zh_TW" w:bidi="zh_TW"/>
-        </w:rPr>
-        <w:t>監獄</w:t>
-      </w:r>
-      <w:r>
-        <w:rPr>
-          <w:lang w:val="zh_TW" w:bidi="zh_TW"/>
-        </w:rPr>
-        <w:t>、</w:t>
+        <w:t>、監獄、</w:t>
       </w:r>
       <w:r>
         <w:rPr>
